--- a/docs/ManualEjecucion.docx
+++ b/docs/ManualEjecucion.docx
@@ -605,7 +605,7 @@
         <w:pStyle w:val="Heading2"/>
       </w:pPr>
       <w:r>
-        <w:t xml:space="preserve">5. Materialización en PostgreSQL</w:t>
+        <w:t xml:space="preserve">5. Materialización en PostgreSQL y Elasticsearch</w:t>
       </w:r>
     </w:p>
     <w:p>
@@ -613,7 +613,7 @@
         <w:spacing w:after="120"/>
       </w:pPr>
       <w:r>
-        <w:t xml:space="preserve">El driver JDBC de Postgres ya viene en la imagen:</w:t>
+        <w:t xml:space="preserve">Programa principal que escribe en ambas bases de un solo comando (crea los índices de ES, indexa los documentos y escribe la tabla de Postgres). El driver JDBC de Postgres y el cliente de Elasticsearch ya vienen en la imagen:</w:t>
       </w:r>
     </w:p>
     <w:p>
@@ -627,7 +627,18 @@
           <w:sz w:val="19"/>
           <w:szCs w:val="19"/>
         </w:rPr>
-        <w:t xml:space="preserve">/opt/spark/bin/spark-submit src/db/postgres_writer.py</w:t>
+        <w:t xml:space="preserve">export PYTHONPATH=/opt/spark</w:t>
+      </w:r>
+      <w:r>
+        <w:br/>
+      </w:r>
+      <w:r>
+        <w:rPr>
+          <w:rFonts w:ascii="Courier New" w:cs="Courier New" w:eastAsia="Courier New" w:hAnsi="Courier New"/>
+          <w:sz w:val="19"/>
+          <w:szCs w:val="19"/>
+        </w:rPr>
+        <w:t xml:space="preserve">/opt/spark/bin/spark-submit src/db/main_materializacion.py</w:t>
       </w:r>
     </w:p>
     <w:p>
@@ -635,7 +646,7 @@
         <w:spacing w:after="120"/>
       </w:pPr>
       <w:r>
-        <w:t xml:space="preserve">Validación con SQL:</w:t>
+        <w:t xml:space="preserve">Alternativa por módulos sueltos:</w:t>
       </w:r>
     </w:p>
     <w:p>
@@ -649,26 +660,29 @@
           <w:sz w:val="19"/>
           <w:szCs w:val="19"/>
         </w:rPr>
-        <w:t xml:space="preserve">docker exec -it postgres psql -U bigdata -d hotel_reviews -c \</w:t>
-      </w:r>
-      <w:r>
-        <w:br/>
-      </w:r>
-      <w:r>
-        <w:rPr>
-          <w:rFonts w:ascii="Courier New" w:cs="Courier New" w:eastAsia="Courier New" w:hAnsi="Courier New"/>
-          <w:sz w:val="19"/>
-          <w:szCs w:val="19"/>
-        </w:rPr>
-        <w:t xml:space="preserve">  "SELECT region, COUNT(*), ROUND(AVG(rating),2) FROM hotel_reviews GROUP BY region;"</w:t>
-      </w:r>
-    </w:p>
-    <w:p>
-      <w:pPr>
-        <w:pStyle w:val="Heading2"/>
-      </w:pPr>
-      <w:r>
-        <w:t xml:space="preserve">6. Materialización en Elasticsearch</w:t>
+        <w:t xml:space="preserve">python3 src/db/es_setup.py                          # crea los 2 indices (BM25 + semantico)</w:t>
+      </w:r>
+      <w:r>
+        <w:br/>
+      </w:r>
+      <w:r>
+        <w:rPr>
+          <w:rFonts w:ascii="Courier New" w:cs="Courier New" w:eastAsia="Courier New" w:hAnsi="Courier New"/>
+          <w:sz w:val="19"/>
+          <w:szCs w:val="19"/>
+        </w:rPr>
+        <w:t xml:space="preserve">python3 src/db/es_indexer.py                        # indexa los 25.600 documentos</w:t>
+      </w:r>
+      <w:r>
+        <w:br/>
+      </w:r>
+      <w:r>
+        <w:rPr>
+          <w:rFonts w:ascii="Courier New" w:cs="Courier New" w:eastAsia="Courier New" w:hAnsi="Courier New"/>
+          <w:sz w:val="19"/>
+          <w:szCs w:val="19"/>
+        </w:rPr>
+        <w:t xml:space="preserve">/opt/spark/bin/spark-submit src/db/postgres_writer.py   # escribe en PostgreSQL</w:t>
       </w:r>
     </w:p>
     <w:p>
@@ -676,7 +690,7 @@
         <w:spacing w:after="120"/>
       </w:pPr>
       <w:r>
-        <w:t xml:space="preserve">Crea dos índices (BM25 sin vectores + semántico con vectores) y carga los documentos:</w:t>
+        <w:t xml:space="preserve">Validación con SQL:</w:t>
       </w:r>
     </w:p>
     <w:p>
@@ -690,18 +704,18 @@
           <w:sz w:val="19"/>
           <w:szCs w:val="19"/>
         </w:rPr>
-        <w:t xml:space="preserve">python3 src/db/es_setup.py     # crea los 2 índices con sus mappings</w:t>
-      </w:r>
-      <w:r>
-        <w:br/>
-      </w:r>
-      <w:r>
-        <w:rPr>
-          <w:rFonts w:ascii="Courier New" w:cs="Courier New" w:eastAsia="Courier New" w:hAnsi="Courier New"/>
-          <w:sz w:val="19"/>
-          <w:szCs w:val="19"/>
-        </w:rPr>
-        <w:t xml:space="preserve">python3 src/db/es_indexer.py   # carga los 25.600 documentos</w:t>
+        <w:t xml:space="preserve">docker exec -it postgres psql -U bigdata -d hotel_reviews -c \</w:t>
+      </w:r>
+      <w:r>
+        <w:br/>
+      </w:r>
+      <w:r>
+        <w:rPr>
+          <w:rFonts w:ascii="Courier New" w:cs="Courier New" w:eastAsia="Courier New" w:hAnsi="Courier New"/>
+          <w:sz w:val="19"/>
+          <w:szCs w:val="19"/>
+        </w:rPr>
+        <w:t xml:space="preserve">  "SELECT region, COUNT(*), ROUND(AVG(rating),2) FROM hotel_reviews GROUP BY region;"</w:t>
       </w:r>
     </w:p>
     <w:p>
@@ -709,7 +723,7 @@
         <w:pStyle w:val="Heading2"/>
       </w:pPr>
       <w:r>
-        <w:t xml:space="preserve">7. Búsqueda semántica</w:t>
+        <w:t xml:space="preserve">6. Búsqueda semántica</w:t>
       </w:r>
     </w:p>
     <w:p>
@@ -739,7 +753,7 @@
         <w:pStyle w:val="Heading2"/>
       </w:pPr>
       <w:r>
-        <w:t xml:space="preserve">8. Modelos de predicción</w:t>
+        <w:t xml:space="preserve">7. Modelos de predicción</w:t>
       </w:r>
     </w:p>
     <w:p>
@@ -780,7 +794,7 @@
         <w:pStyle w:val="Heading2"/>
       </w:pPr>
       <w:r>
-        <w:t xml:space="preserve">9. Dashboards de Kibana</w:t>
+        <w:t xml:space="preserve">8. Dashboards de Kibana</w:t>
       </w:r>
     </w:p>
     <w:p>
@@ -809,7 +823,7 @@
         <w:pStyle w:val="Heading2"/>
       </w:pPr>
       <w:r>
-        <w:t xml:space="preserve">10. Detener el entorno</w:t>
+        <w:t xml:space="preserve">9. Detener el entorno</w:t>
       </w:r>
     </w:p>
     <w:p>

--- a/docs/ManualEjecucion.docx
+++ b/docs/ManualEjecucion.docx
@@ -123,60 +123,6 @@
         <w:pStyle w:val="Heading1"/>
       </w:pPr>
       <w:r>
-        <w:t xml:space="preserve">Descripción del proyecto</w:t>
-      </w:r>
-    </w:p>
-    <w:p>
-      <w:pPr>
-        <w:spacing w:after="120"/>
-      </w:pPr>
-      <w:r>
-        <w:t xml:space="preserve">Pipeline de Big Data sobre reseñas de hoteles en EE.UU. Los datos se cargan y transforman con Apache Spark, se generan embeddings (vectores semánticos) con Hugging Face, se materializan en PostgreSQL y Elasticsearch, y se exploran con Kibana. El dataset final tiene 25.600 reseñas.</w:t>
-      </w:r>
-    </w:p>
-    <w:p>
-      <w:pPr>
-        <w:spacing w:after="120"/>
-      </w:pPr>
-      <w:r>
-        <w:rPr>
-          <w:b/>
-          <w:bCs/>
-        </w:rPr>
-        <w:t xml:space="preserve">Objetivos:</w:t>
-      </w:r>
-    </w:p>
-    <w:p>
-      <w:pPr>
-        <w:pStyle w:val="ListParagraph"/>
-        <w:numPr>
-          <w:ilvl w:val="0"/>
-          <w:numId w:val="2"/>
-        </w:numPr>
-        <w:spacing w:after="60"/>
-      </w:pPr>
-      <w:r>
-        <w:t xml:space="preserve">Predictivo: predecir el sentiment de la reseña (1 = positivo si rating ≥ 4, 0 = negativo) con modelos de Spark ML.</w:t>
-      </w:r>
-    </w:p>
-    <w:p>
-      <w:pPr>
-        <w:pStyle w:val="ListParagraph"/>
-        <w:numPr>
-          <w:ilvl w:val="0"/>
-          <w:numId w:val="2"/>
-        </w:numPr>
-        <w:spacing w:after="60"/>
-      </w:pPr>
-      <w:r>
-        <w:t xml:space="preserve">Búsqueda semántica: buscar reseñas por significado usando vectores de 384 dimensiones en Elasticsearch.</w:t>
-      </w:r>
-    </w:p>
-    <w:p>
-      <w:pPr>
-        <w:pStyle w:val="Heading1"/>
-      </w:pPr>
-      <w:r>
         <w:t xml:space="preserve">Estructura del proyecto</w:t>
       </w:r>
     </w:p>
@@ -202,6 +148,17 @@
           <w:sz w:val="19"/>
           <w:szCs w:val="19"/>
         </w:rPr>
+        <w:t xml:space="preserve">├── README.md</w:t>
+      </w:r>
+      <w:r>
+        <w:br/>
+      </w:r>
+      <w:r>
+        <w:rPr>
+          <w:rFonts w:ascii="Courier New" w:cs="Courier New" w:eastAsia="Courier New" w:hAnsi="Courier New"/>
+          <w:sz w:val="19"/>
+          <w:szCs w:val="19"/>
+        </w:rPr>
         <w:t xml:space="preserve">├── data/                 raw (CSVs) + processed (parquet); no versionados</w:t>
       </w:r>
       <w:r>
@@ -224,7 +181,18 @@
           <w:sz w:val="19"/>
           <w:szCs w:val="19"/>
         </w:rPr>
-        <w:t xml:space="preserve">├── docs/                 manual, guía de ejecución, notas</w:t>
+        <w:t xml:space="preserve">├── docs/                 ManualEjecucion, GUIA_EJECUCION, embeddings_teoria,</w:t>
+      </w:r>
+      <w:r>
+        <w:br/>
+      </w:r>
+      <w:r>
+        <w:rPr>
+          <w:rFonts w:ascii="Courier New" w:cs="Courier New" w:eastAsia="Courier New" w:hAnsi="Courier New"/>
+          <w:sz w:val="19"/>
+          <w:szCs w:val="19"/>
+        </w:rPr>
+        <w:t xml:space="preserve">│                         kibana_dashboard.ndjson, diagrams/ (PNGs)</w:t>
       </w:r>
       <w:r>
         <w:br/>
@@ -257,62 +225,73 @@
           <w:sz w:val="19"/>
           <w:szCs w:val="19"/>
         </w:rPr>
-        <w:t xml:space="preserve">│   ├── models/           pipeline, logistic_regression, random_forest</w:t>
-      </w:r>
-      <w:r>
-        <w:br/>
-      </w:r>
-      <w:r>
-        <w:rPr>
-          <w:rFonts w:ascii="Courier New" w:cs="Courier New" w:eastAsia="Courier New" w:hAnsi="Courier New"/>
-          <w:sz w:val="19"/>
-          <w:szCs w:val="19"/>
-        </w:rPr>
-        <w:t xml:space="preserve">│   ├── db/               es_setup, es_indexer, postgres_writer, schemas/</w:t>
-      </w:r>
-      <w:r>
-        <w:br/>
-      </w:r>
-      <w:r>
-        <w:rPr>
-          <w:rFonts w:ascii="Courier New" w:cs="Courier New" w:eastAsia="Courier New" w:hAnsi="Courier New"/>
-          <w:sz w:val="19"/>
-          <w:szCs w:val="19"/>
-        </w:rPr>
-        <w:t xml:space="preserve">│   └── search/           generate_query (búsqueda semántica)</w:t>
-      </w:r>
-      <w:r>
-        <w:br/>
-      </w:r>
-      <w:r>
-        <w:rPr>
-          <w:rFonts w:ascii="Courier New" w:cs="Courier New" w:eastAsia="Courier New" w:hAnsi="Courier New"/>
-          <w:sz w:val="19"/>
-          <w:szCs w:val="19"/>
-        </w:rPr>
-        <w:t xml:space="preserve">├── tests/                pruebas unitarias (pytest)</w:t>
-      </w:r>
-      <w:r>
-        <w:br/>
-      </w:r>
-      <w:r>
-        <w:rPr>
-          <w:rFonts w:ascii="Courier New" w:cs="Courier New" w:eastAsia="Courier New" w:hAnsi="Courier New"/>
-          <w:sz w:val="19"/>
-          <w:szCs w:val="19"/>
-        </w:rPr>
-        <w:t xml:space="preserve">├── notebooks/            03_modelos.ipynb</w:t>
-      </w:r>
-      <w:r>
-        <w:br/>
-      </w:r>
-      <w:r>
-        <w:rPr>
-          <w:rFonts w:ascii="Courier New" w:cs="Courier New" w:eastAsia="Courier New" w:hAnsi="Courier New"/>
-          <w:sz w:val="19"/>
-          <w:szCs w:val="19"/>
-        </w:rPr>
-        <w:t xml:space="preserve">└── main_models.py        orquestador de modelos</w:t>
+        <w:t xml:space="preserve">│   ├── db/               es_setup, es_indexer, postgres_writer,</w:t>
+      </w:r>
+      <w:r>
+        <w:br/>
+      </w:r>
+      <w:r>
+        <w:rPr>
+          <w:rFonts w:ascii="Courier New" w:cs="Courier New" w:eastAsia="Courier New" w:hAnsi="Courier New"/>
+          <w:sz w:val="19"/>
+          <w:szCs w:val="19"/>
+        </w:rPr>
+        <w:t xml:space="preserve">│   │                     main_materializacion, schemas/postgres_schema.sql</w:t>
+      </w:r>
+      <w:r>
+        <w:br/>
+      </w:r>
+      <w:r>
+        <w:rPr>
+          <w:rFonts w:ascii="Courier New" w:cs="Courier New" w:eastAsia="Courier New" w:hAnsi="Courier New"/>
+          <w:sz w:val="19"/>
+          <w:szCs w:val="19"/>
+        </w:rPr>
+        <w:t xml:space="preserve">│   ├── search/           generate_query (búsqueda semántica)</w:t>
+      </w:r>
+      <w:r>
+        <w:br/>
+      </w:r>
+      <w:r>
+        <w:rPr>
+          <w:rFonts w:ascii="Courier New" w:cs="Courier New" w:eastAsia="Courier New" w:hAnsi="Courier New"/>
+          <w:sz w:val="19"/>
+          <w:szCs w:val="19"/>
+        </w:rPr>
+        <w:t xml:space="preserve">│   └── models/           pipeline, logistic_regression, random_forest,</w:t>
+      </w:r>
+      <w:r>
+        <w:br/>
+      </w:r>
+      <w:r>
+        <w:rPr>
+          <w:rFonts w:ascii="Courier New" w:cs="Courier New" w:eastAsia="Courier New" w:hAnsi="Courier New"/>
+          <w:sz w:val="19"/>
+          <w:szCs w:val="19"/>
+        </w:rPr>
+        <w:t xml:space="preserve">│                         main_models, resultados.ipynb</w:t>
+      </w:r>
+      <w:r>
+        <w:br/>
+      </w:r>
+      <w:r>
+        <w:rPr>
+          <w:rFonts w:ascii="Courier New" w:cs="Courier New" w:eastAsia="Courier New" w:hAnsi="Courier New"/>
+          <w:sz w:val="19"/>
+          <w:szCs w:val="19"/>
+        </w:rPr>
+        <w:t xml:space="preserve">└── tests/                conftest, test_loader, test_cleaner,</w:t>
+      </w:r>
+      <w:r>
+        <w:br/>
+      </w:r>
+      <w:r>
+        <w:rPr>
+          <w:rFonts w:ascii="Courier New" w:cs="Courier New" w:eastAsia="Courier New" w:hAnsi="Courier New"/>
+          <w:sz w:val="19"/>
+          <w:szCs w:val="19"/>
+        </w:rPr>
+        <w:t xml:space="preserve">                          test_exporter, test_embeddings</w:t>
       </w:r>
     </w:p>
     <w:p>
@@ -320,54 +299,20 @@
         <w:pStyle w:val="Heading1"/>
       </w:pPr>
       <w:r>
-        <w:t xml:space="preserve">Requisitos</w:t>
-      </w:r>
-    </w:p>
-    <w:p>
-      <w:pPr>
-        <w:pStyle w:val="ListParagraph"/>
-        <w:numPr>
-          <w:ilvl w:val="0"/>
-          <w:numId w:val="2"/>
-        </w:numPr>
-        <w:spacing w:after="60"/>
-      </w:pPr>
-      <w:r>
-        <w:t xml:space="preserve">Docker Desktop instalado y en ejecución (se recomienda 8–12 GB de RAM).</w:t>
-      </w:r>
-    </w:p>
-    <w:p>
-      <w:pPr>
-        <w:pStyle w:val="ListParagraph"/>
-        <w:numPr>
-          <w:ilvl w:val="0"/>
-          <w:numId w:val="2"/>
-        </w:numPr>
-        <w:spacing w:after="60"/>
-      </w:pPr>
-      <w:r>
-        <w:t xml:space="preserve">Colocar los CSV en data/raw/: Datafiniti_Hotel_Reviews.csv y states.csv (no van en el repo).</w:t>
-      </w:r>
-    </w:p>
-    <w:p>
-      <w:pPr>
-        <w:pStyle w:val="ListParagraph"/>
-        <w:numPr>
-          <w:ilvl w:val="0"/>
-          <w:numId w:val="2"/>
-        </w:numPr>
-        <w:spacing w:after="60"/>
-      </w:pPr>
-      <w:r>
-        <w:t xml:space="preserve">No es necesario instalar Python, Java ni Spark localmente: todo corre en contenedores.</w:t>
-      </w:r>
-    </w:p>
-    <w:p>
-      <w:pPr>
-        <w:pStyle w:val="Heading1"/>
-      </w:pPr>
-      <w:r>
         <w:t xml:space="preserve">Instrucciones de ejecución</w:t>
+      </w:r>
+    </w:p>
+    <w:p>
+      <w:pPr>
+        <w:spacing w:after="160"/>
+      </w:pPr>
+      <w:r>
+        <w:rPr>
+          <w:i/>
+          <w:iCs/>
+          <w:color w:val="555555"/>
+        </w:rPr>
+        <w:t xml:space="preserve">Requisito previo: Docker Desktop en ejecución (8–12 GB de RAM) y los archivos Datafiniti_Hotel_Reviews.csv y states.csv colocados en data/raw/ (no van en el repo).</w:t>
       </w:r>
     </w:p>
     <w:p>
@@ -528,10 +473,18 @@
     </w:p>
     <w:p>
       <w:pPr>
+        <w:pStyle w:val="Heading2"/>
+      </w:pPr>
+      <w:r>
+        <w:t xml:space="preserve">4. Pruebas unitarias</w:t>
+      </w:r>
+    </w:p>
+    <w:p>
+      <w:pPr>
         <w:spacing w:after="120"/>
       </w:pPr>
       <w:r>
-        <w:t xml:space="preserve">Alternativa por módulos sueltos:</w:t>
+        <w:t xml:space="preserve">pyspark vive en $SPARK_HOME/python, hay que agregarlo al path:</w:t>
       </w:r>
     </w:p>
     <w:p>
@@ -545,18 +498,18 @@
           <w:sz w:val="19"/>
           <w:szCs w:val="19"/>
         </w:rPr>
-        <w:t xml:space="preserve">/opt/spark/bin/spark-submit src/etl/exporter.py     # loader + cleaner + exporter</w:t>
-      </w:r>
-      <w:r>
-        <w:br/>
-      </w:r>
-      <w:r>
-        <w:rPr>
-          <w:rFonts w:ascii="Courier New" w:cs="Courier New" w:eastAsia="Courier New" w:hAnsi="Courier New"/>
-          <w:sz w:val="19"/>
-          <w:szCs w:val="19"/>
-        </w:rPr>
-        <w:t xml:space="preserve">/opt/spark/bin/spark-submit src/etl/embeddings.py   # genera embeddings (384 dims)</w:t>
+        <w:t xml:space="preserve">export PYTHONPATH=/opt/spark/src:/opt/spark/python:$(ls /opt/spark/python/lib/py4j-*-src.zip)</w:t>
+      </w:r>
+      <w:r>
+        <w:br/>
+      </w:r>
+      <w:r>
+        <w:rPr>
+          <w:rFonts w:ascii="Courier New" w:cs="Courier New" w:eastAsia="Courier New" w:hAnsi="Courier New"/>
+          <w:sz w:val="19"/>
+          <w:szCs w:val="19"/>
+        </w:rPr>
+        <w:t xml:space="preserve">python3 -m pytest tests/ -v        # 15 passed</w:t>
       </w:r>
     </w:p>
     <w:p>
@@ -564,7 +517,7 @@
         <w:pStyle w:val="Heading2"/>
       </w:pPr>
       <w:r>
-        <w:t xml:space="preserve">4. Pruebas unitarias</w:t>
+        <w:t xml:space="preserve">5. Materialización en PostgreSQL y Elasticsearch</w:t>
       </w:r>
     </w:p>
     <w:p>
@@ -572,7 +525,7 @@
         <w:spacing w:after="120"/>
       </w:pPr>
       <w:r>
-        <w:t xml:space="preserve">pyspark vive en $SPARK_HOME/python, hay que agregarlo al path:</w:t>
+        <w:t xml:space="preserve">Programa principal que escribe en ambas bases de un solo comando (crea los índices de ES, indexa los documentos y escribe las tablas de Postgres). El driver JDBC de Postgres y el cliente de Elasticsearch ya vienen en la imagen:</w:t>
       </w:r>
     </w:p>
     <w:p>
@@ -586,26 +539,18 @@
           <w:sz w:val="19"/>
           <w:szCs w:val="19"/>
         </w:rPr>
-        <w:t xml:space="preserve">export PYTHONPATH=/opt/spark/python:$(ls /opt/spark/python/lib/py4j-*-src.zip):/opt/spark/src</w:t>
-      </w:r>
-      <w:r>
-        <w:br/>
-      </w:r>
-      <w:r>
-        <w:rPr>
-          <w:rFonts w:ascii="Courier New" w:cs="Courier New" w:eastAsia="Courier New" w:hAnsi="Courier New"/>
-          <w:sz w:val="19"/>
-          <w:szCs w:val="19"/>
-        </w:rPr>
-        <w:t xml:space="preserve">python3 -m pytest tests/ -v        # 15 passed</w:t>
-      </w:r>
-    </w:p>
-    <w:p>
-      <w:pPr>
-        <w:pStyle w:val="Heading2"/>
-      </w:pPr>
-      <w:r>
-        <w:t xml:space="preserve">5. Materialización en PostgreSQL y Elasticsearch</w:t>
+        <w:t xml:space="preserve">export PYTHONPATH=/opt/spark</w:t>
+      </w:r>
+      <w:r>
+        <w:br/>
+      </w:r>
+      <w:r>
+        <w:rPr>
+          <w:rFonts w:ascii="Courier New" w:cs="Courier New" w:eastAsia="Courier New" w:hAnsi="Courier New"/>
+          <w:sz w:val="19"/>
+          <w:szCs w:val="19"/>
+        </w:rPr>
+        <w:t xml:space="preserve">/opt/spark/bin/spark-submit src/db/main_materializacion.py</w:t>
       </w:r>
     </w:p>
     <w:p>
@@ -613,7 +558,7 @@
         <w:spacing w:after="120"/>
       </w:pPr>
       <w:r>
-        <w:t xml:space="preserve">Programa principal que escribe en ambas bases de un solo comando (crea los índices de ES, indexa los documentos y escribe la tabla de Postgres). El driver JDBC de Postgres y el cliente de Elasticsearch ya vienen en la imagen:</w:t>
+        <w:t xml:space="preserve">Validación con SQL:</w:t>
       </w:r>
     </w:p>
     <w:p>
@@ -627,18 +572,18 @@
           <w:sz w:val="19"/>
           <w:szCs w:val="19"/>
         </w:rPr>
-        <w:t xml:space="preserve">export PYTHONPATH=/opt/spark</w:t>
-      </w:r>
-      <w:r>
-        <w:br/>
-      </w:r>
-      <w:r>
-        <w:rPr>
-          <w:rFonts w:ascii="Courier New" w:cs="Courier New" w:eastAsia="Courier New" w:hAnsi="Courier New"/>
-          <w:sz w:val="19"/>
-          <w:szCs w:val="19"/>
-        </w:rPr>
-        <w:t xml:space="preserve">/opt/spark/bin/spark-submit src/db/main_materializacion.py</w:t>
+        <w:t xml:space="preserve">docker exec -it postgres psql -U bigdata -d hotel_reviews -c \</w:t>
+      </w:r>
+      <w:r>
+        <w:br/>
+      </w:r>
+      <w:r>
+        <w:rPr>
+          <w:rFonts w:ascii="Courier New" w:cs="Courier New" w:eastAsia="Courier New" w:hAnsi="Courier New"/>
+          <w:sz w:val="19"/>
+          <w:szCs w:val="19"/>
+        </w:rPr>
+        <w:t xml:space="preserve">  "SELECT region, COUNT(*), ROUND(AVG(rating),2) FROM hotel_reviews GROUP BY region;"</w:t>
       </w:r>
     </w:p>
     <w:p>
@@ -646,7 +591,7 @@
         <w:spacing w:after="120"/>
       </w:pPr>
       <w:r>
-        <w:t xml:space="preserve">Alternativa por módulos sueltos:</w:t>
+        <w:t xml:space="preserve">Validación de los índices de Elasticsearch:</w:t>
       </w:r>
     </w:p>
     <w:p>
@@ -660,29 +605,15 @@
           <w:sz w:val="19"/>
           <w:szCs w:val="19"/>
         </w:rPr>
-        <w:t xml:space="preserve">python3 src/db/es_setup.py                          # crea los 2 indices (BM25 + semantico)</w:t>
-      </w:r>
-      <w:r>
-        <w:br/>
-      </w:r>
-      <w:r>
-        <w:rPr>
-          <w:rFonts w:ascii="Courier New" w:cs="Courier New" w:eastAsia="Courier New" w:hAnsi="Courier New"/>
-          <w:sz w:val="19"/>
-          <w:szCs w:val="19"/>
-        </w:rPr>
-        <w:t xml:space="preserve">python3 src/db/es_indexer.py                        # indexa los 25.600 documentos</w:t>
-      </w:r>
-      <w:r>
-        <w:br/>
-      </w:r>
-      <w:r>
-        <w:rPr>
-          <w:rFonts w:ascii="Courier New" w:cs="Courier New" w:eastAsia="Courier New" w:hAnsi="Courier New"/>
-          <w:sz w:val="19"/>
-          <w:szCs w:val="19"/>
-        </w:rPr>
-        <w:t xml:space="preserve">/opt/spark/bin/spark-submit src/db/postgres_writer.py   # escribe en PostgreSQL</w:t>
+        <w:t xml:space="preserve">curl -s "localhost:9200/_cat/indices/hotel-reviews-*?v&amp;h=index,docs.count"</w:t>
+      </w:r>
+    </w:p>
+    <w:p>
+      <w:pPr>
+        <w:pStyle w:val="Heading2"/>
+      </w:pPr>
+      <w:r>
+        <w:t xml:space="preserve">6. Búsqueda semántica</w:t>
       </w:r>
     </w:p>
     <w:p>
@@ -690,7 +621,7 @@
         <w:spacing w:after="120"/>
       </w:pPr>
       <w:r>
-        <w:t xml:space="preserve">Validación con SQL:</w:t>
+        <w:t xml:space="preserve">El script genera dos consultas (BM25 sin vectores y kNN con vectores) a partir de una pregunta en lenguaje natural, para comparar cuál funciona mejor. Pasos:</w:t>
       </w:r>
     </w:p>
     <w:p>
@@ -704,18 +635,81 @@
           <w:sz w:val="19"/>
           <w:szCs w:val="19"/>
         </w:rPr>
-        <w:t xml:space="preserve">docker exec -it postgres psql -U bigdata -d hotel_reviews -c \</w:t>
-      </w:r>
-      <w:r>
-        <w:br/>
-      </w:r>
-      <w:r>
-        <w:rPr>
-          <w:rFonts w:ascii="Courier New" w:cs="Courier New" w:eastAsia="Courier New" w:hAnsi="Courier New"/>
-          <w:sz w:val="19"/>
-          <w:szCs w:val="19"/>
-        </w:rPr>
-        <w:t xml:space="preserve">  "SELECT region, COUNT(*), ROUND(AVG(rating),2) FROM hotel_reviews GROUP BY region;"</w:t>
+        <w:t xml:space="preserve">docker exec -it spark /bin/bash</w:t>
+      </w:r>
+      <w:r>
+        <w:br/>
+      </w:r>
+      <w:r>
+        <w:rPr>
+          <w:rFonts w:ascii="Courier New" w:cs="Courier New" w:eastAsia="Courier New" w:hAnsi="Courier New"/>
+          <w:sz w:val="19"/>
+          <w:szCs w:val="19"/>
+        </w:rPr>
+        <w:t xml:space="preserve">cd /opt/spark</w:t>
+      </w:r>
+      <w:r>
+        <w:br/>
+      </w:r>
+      <w:r>
+        <w:rPr>
+          <w:rFonts w:ascii="Courier New" w:cs="Courier New" w:eastAsia="Courier New" w:hAnsi="Courier New"/>
+          <w:sz w:val="19"/>
+          <w:szCs w:val="19"/>
+        </w:rPr>
+        <w:t xml:space="preserve">python3 src/search/generate_query.py</w:t>
+      </w:r>
+    </w:p>
+    <w:p>
+      <w:pPr>
+        <w:pStyle w:val="ListParagraph"/>
+        <w:numPr>
+          <w:ilvl w:val="0"/>
+          <w:numId w:val="2"/>
+        </w:numPr>
+        <w:spacing w:after="60"/>
+      </w:pPr>
+      <w:r>
+        <w:t xml:space="preserve">Escribir la búsqueda de prueba cuando el script lo solicite.</w:t>
+      </w:r>
+    </w:p>
+    <w:p>
+      <w:pPr>
+        <w:pStyle w:val="ListParagraph"/>
+        <w:numPr>
+          <w:ilvl w:val="0"/>
+          <w:numId w:val="2"/>
+        </w:numPr>
+        <w:spacing w:after="60"/>
+      </w:pPr>
+      <w:r>
+        <w:t xml:space="preserve">Copiar el JSON de BM25 y el JSON de kNN que arroja el script.</w:t>
+      </w:r>
+    </w:p>
+    <w:p>
+      <w:pPr>
+        <w:pStyle w:val="ListParagraph"/>
+        <w:numPr>
+          <w:ilvl w:val="0"/>
+          <w:numId w:val="2"/>
+        </w:numPr>
+        <w:spacing w:after="60"/>
+      </w:pPr>
+      <w:r>
+        <w:t xml:space="preserve">Pegarlos en Kibana &gt; Dev Tools y presionar el botón Play.</w:t>
+      </w:r>
+    </w:p>
+    <w:p>
+      <w:pPr>
+        <w:pStyle w:val="ListParagraph"/>
+        <w:numPr>
+          <w:ilvl w:val="0"/>
+          <w:numId w:val="2"/>
+        </w:numPr>
+        <w:spacing w:after="60"/>
+      </w:pPr>
+      <w:r>
+        <w:t xml:space="preserve">Comparar los resultados con vectores (kNN) vs. sin vectores (BM25).</w:t>
       </w:r>
     </w:p>
     <w:p>
@@ -723,7 +717,7 @@
         <w:pStyle w:val="Heading2"/>
       </w:pPr>
       <w:r>
-        <w:t xml:space="preserve">6. Búsqueda semántica</w:t>
+        <w:t xml:space="preserve">7. Modelos de predicción</w:t>
       </w:r>
     </w:p>
     <w:p>
@@ -731,7 +725,7 @@
         <w:spacing w:after="120"/>
       </w:pPr>
       <w:r>
-        <w:t xml:space="preserve">Genera una consulta kNN para pegar en Kibana (Dev Tools) a partir de una pregunta en lenguaje natural:</w:t>
+        <w:t xml:space="preserve">Entrena Logistic Regression y Random Forest y compara métricas:</w:t>
       </w:r>
     </w:p>
     <w:p>
@@ -745,7 +739,18 @@
           <w:sz w:val="19"/>
           <w:szCs w:val="19"/>
         </w:rPr>
-        <w:t xml:space="preserve">python3 src/search/generate_query.py</w:t>
+        <w:t xml:space="preserve">export PYTHONPATH=/opt/spark</w:t>
+      </w:r>
+      <w:r>
+        <w:br/>
+      </w:r>
+      <w:r>
+        <w:rPr>
+          <w:rFonts w:ascii="Courier New" w:cs="Courier New" w:eastAsia="Courier New" w:hAnsi="Courier New"/>
+          <w:sz w:val="19"/>
+          <w:szCs w:val="19"/>
+        </w:rPr>
+        <w:t xml:space="preserve">/opt/spark/bin/spark-submit src/models/main_models.py</w:t>
       </w:r>
     </w:p>
     <w:p>
@@ -753,7 +758,7 @@
         <w:pStyle w:val="Heading2"/>
       </w:pPr>
       <w:r>
-        <w:t xml:space="preserve">7. Modelos de predicción</w:t>
+        <w:t xml:space="preserve">8. Dashboards de Kibana</w:t>
       </w:r>
     </w:p>
     <w:p>
@@ -761,7 +766,80 @@
         <w:spacing w:after="120"/>
       </w:pPr>
       <w:r>
-        <w:t xml:space="preserve">Entrena Logistic Regression y Random Forest y compara métricas (mover main_models.py a una carpeta montada, p.ej. scripts/):</w:t>
+        <w:t xml:space="preserve">Dashboard con 5 visualizaciones. Para visualizarlo:</w:t>
+      </w:r>
+    </w:p>
+    <w:p>
+      <w:pPr>
+        <w:pStyle w:val="ListParagraph"/>
+        <w:numPr>
+          <w:ilvl w:val="0"/>
+          <w:numId w:val="2"/>
+        </w:numPr>
+        <w:spacing w:after="60"/>
+      </w:pPr>
+      <w:r>
+        <w:t xml:space="preserve">Ingresar a Kibana (http://localhost:5601).</w:t>
+      </w:r>
+    </w:p>
+    <w:p>
+      <w:pPr>
+        <w:pStyle w:val="ListParagraph"/>
+        <w:numPr>
+          <w:ilvl w:val="0"/>
+          <w:numId w:val="2"/>
+        </w:numPr>
+        <w:spacing w:after="60"/>
+      </w:pPr>
+      <w:r>
+        <w:t xml:space="preserve">Dirigirse a Stack Management &gt; Saved Objects.</w:t>
+      </w:r>
+    </w:p>
+    <w:p>
+      <w:pPr>
+        <w:pStyle w:val="ListParagraph"/>
+        <w:numPr>
+          <w:ilvl w:val="0"/>
+          <w:numId w:val="2"/>
+        </w:numPr>
+        <w:spacing w:after="60"/>
+      </w:pPr>
+      <w:r>
+        <w:t xml:space="preserve">Dar clic en el botón Import (esquina superior derecha).</w:t>
+      </w:r>
+    </w:p>
+    <w:p>
+      <w:pPr>
+        <w:pStyle w:val="ListParagraph"/>
+        <w:numPr>
+          <w:ilvl w:val="0"/>
+          <w:numId w:val="2"/>
+        </w:numPr>
+        <w:spacing w:after="60"/>
+      </w:pPr>
+      <w:r>
+        <w:t xml:space="preserve">Seleccionar el archivo docs/kibana_dashboard.ndjson incluido en el repositorio.</w:t>
+      </w:r>
+    </w:p>
+    <w:p>
+      <w:pPr>
+        <w:pStyle w:val="ListParagraph"/>
+        <w:numPr>
+          <w:ilvl w:val="0"/>
+          <w:numId w:val="2"/>
+        </w:numPr>
+        <w:spacing w:after="60"/>
+      </w:pPr>
+      <w:r>
+        <w:t xml:space="preserve">Dirigirse a la sección Dashboards para ver las visualizaciones generadas.</w:t>
+      </w:r>
+    </w:p>
+    <w:p>
+      <w:pPr>
+        <w:pStyle w:val="Heading2"/>
+      </w:pPr>
+      <w:r>
+        <w:t xml:space="preserve">9. Detener el entorno</w:t>
       </w:r>
     </w:p>
     <w:p>
@@ -775,68 +853,6 @@
           <w:sz w:val="19"/>
           <w:szCs w:val="19"/>
         </w:rPr>
-        <w:t xml:space="preserve">export PYTHONPATH=/opt/spark</w:t>
-      </w:r>
-      <w:r>
-        <w:br/>
-      </w:r>
-      <w:r>
-        <w:rPr>
-          <w:rFonts w:ascii="Courier New" w:cs="Courier New" w:eastAsia="Courier New" w:hAnsi="Courier New"/>
-          <w:sz w:val="19"/>
-          <w:szCs w:val="19"/>
-        </w:rPr>
-        <w:t xml:space="preserve">/opt/spark/bin/spark-submit scripts/main_models.py</w:t>
-      </w:r>
-    </w:p>
-    <w:p>
-      <w:pPr>
-        <w:pStyle w:val="Heading2"/>
-      </w:pPr>
-      <w:r>
-        <w:t xml:space="preserve">8. Dashboards de Kibana</w:t>
-      </w:r>
-    </w:p>
-    <w:p>
-      <w:pPr>
-        <w:spacing w:after="120"/>
-      </w:pPr>
-      <w:r>
-        <w:t xml:space="preserve">Se crean en la interfaz de Kibana (http://localhost:5601) con al menos 5 visualizaciones.</w:t>
-      </w:r>
-    </w:p>
-    <w:p>
-      <w:pPr>
-        <w:spacing w:after="120"/>
-      </w:pPr>
-      <w:r>
-        <w:rPr>
-          <w:i/>
-          <w:iCs/>
-          <w:color w:val="B00000"/>
-        </w:rPr>
-        <w:t xml:space="preserve">[ Pendiente: agregar capturas/exportación de los dashboards ]</w:t>
-      </w:r>
-    </w:p>
-    <w:p>
-      <w:pPr>
-        <w:pStyle w:val="Heading2"/>
-      </w:pPr>
-      <w:r>
-        <w:t xml:space="preserve">9. Detener el entorno</w:t>
-      </w:r>
-    </w:p>
-    <w:p>
-      <w:pPr>
-        <w:shd w:fill="F2F2F2" w:val="clear"/>
-        <w:spacing w:after="60" w:before="60"/>
-      </w:pPr>
-      <w:r>
-        <w:rPr>
-          <w:rFonts w:ascii="Courier New" w:cs="Courier New" w:eastAsia="Courier New" w:hAnsi="Courier New"/>
-          <w:sz w:val="19"/>
-          <w:szCs w:val="19"/>
-        </w:rPr>
         <w:t xml:space="preserve">exit</w:t>
       </w:r>
       <w:r>
@@ -908,106 +924,59 @@
         <w:spacing w:after="60"/>
       </w:pPr>
       <w:r>
-        <w:t xml:space="preserve">Materialización: datos en PostgreSQL (consultas SQL) y en dos índices de Elasticsearch (BM25 + semántico).</w:t>
-      </w:r>
-    </w:p>
-    <w:p>
-      <w:pPr>
-        <w:pStyle w:val="ListParagraph"/>
-        <w:numPr>
-          <w:ilvl w:val="0"/>
-          <w:numId w:val="2"/>
-        </w:numPr>
-        <w:spacing w:after="60"/>
-      </w:pPr>
-      <w:r>
-        <w:t xml:space="preserve">Modelos: comparación Logistic Regression vs Random Forest (Accuracy, F1, AUC-ROC).</w:t>
-      </w:r>
-    </w:p>
-    <w:p>
-      <w:pPr>
-        <w:spacing w:after="120"/>
-      </w:pPr>
-      <w:r>
-        <w:rPr>
-          <w:i/>
-          <w:iCs/>
-          <w:color w:val="B00000"/>
-        </w:rPr>
-        <w:t xml:space="preserve">[ Pendiente: análisis escrito de resultados de los modelos (Liz) ]</w:t>
-      </w:r>
-    </w:p>
-    <w:p>
-      <w:pPr>
-        <w:pStyle w:val="ListParagraph"/>
-        <w:numPr>
-          <w:ilvl w:val="0"/>
-          <w:numId w:val="2"/>
-        </w:numPr>
-        <w:spacing w:after="60"/>
-      </w:pPr>
-      <w:r>
-        <w:t xml:space="preserve">Búsqueda semántica: comparación de resultados con vectores (kNN) vs sin vectores (BM25).</w:t>
-      </w:r>
-    </w:p>
-    <w:p>
-      <w:pPr>
-        <w:pStyle w:val="Heading1"/>
-      </w:pPr>
-      <w:r>
-        <w:t xml:space="preserve">Notas técnicas</w:t>
-      </w:r>
-    </w:p>
-    <w:p>
-      <w:pPr>
-        <w:pStyle w:val="ListParagraph"/>
-        <w:numPr>
-          <w:ilvl w:val="0"/>
-          <w:numId w:val="2"/>
-        </w:numPr>
-        <w:spacing w:after="60"/>
-      </w:pPr>
-      <w:r>
-        <w:t xml:space="preserve">Modelo all-MiniLM-L6-v2 (inglés, 384 dims); vectores normalizados para similitud coseno.</w:t>
-      </w:r>
-    </w:p>
-    <w:p>
-      <w:pPr>
-        <w:pStyle w:val="ListParagraph"/>
-        <w:numPr>
-          <w:ilvl w:val="0"/>
-          <w:numId w:val="2"/>
-        </w:numPr>
-        <w:spacing w:after="60"/>
-      </w:pPr>
-      <w:r>
-        <w:t xml:space="preserve">Chunking: se consideró (guía de Elastic recomendada por el profesor) pero NO se aplicó: las reseñas son cortas y no superan el límite del modelo.</w:t>
-      </w:r>
-    </w:p>
-    <w:p>
-      <w:pPr>
-        <w:pStyle w:val="ListParagraph"/>
-        <w:numPr>
-          <w:ilvl w:val="0"/>
-          <w:numId w:val="2"/>
-        </w:numPr>
-        <w:spacing w:after="60"/>
-      </w:pPr>
-      <w:r>
-        <w:t xml:space="preserve">La imagen Docker pre-descarga el modelo (HF_HOME) e incluye el driver JDBC de PostgreSQL y el cliente de Elasticsearch.</w:t>
-      </w:r>
-    </w:p>
-    <w:p>
-      <w:pPr>
-        <w:pStyle w:val="ListParagraph"/>
-        <w:numPr>
-          <w:ilvl w:val="0"/>
-          <w:numId w:val="2"/>
-        </w:numPr>
-        <w:spacing w:after="60"/>
-      </w:pPr>
-      <w:r>
-        <w:t xml:space="preserve">Datos no versionados: los CSV y los parquet están en .gitignore por ser pesados.</w:t>
+        <w:t xml:space="preserve">PostgreSQL: tabla hotel_reviews con 25.600 filas (más las fuentes crudas hotels_raw y states, antes del cruce).</w:t>
+      </w:r>
+    </w:p>
+    <w:p>
+      <w:pPr>
+        <w:pStyle w:val="ListParagraph"/>
+        <w:numPr>
+          <w:ilvl w:val="0"/>
+          <w:numId w:val="2"/>
+        </w:numPr>
+        <w:spacing w:after="60"/>
+      </w:pPr>
+      <w:r>
+        <w:t xml:space="preserve">Elasticsearch: dos índices, hotel-reviews-bm25 (sin vectores) y hotel-reviews-semantic (con vectores, 384 dims), con 25.506 documentos cada uno.</w:t>
+      </w:r>
+    </w:p>
+    <w:p>
+      <w:pPr>
+        <w:pStyle w:val="ListParagraph"/>
+        <w:numPr>
+          <w:ilvl w:val="0"/>
+          <w:numId w:val="2"/>
+        </w:numPr>
+        <w:spacing w:after="60"/>
+      </w:pPr>
+      <w:r>
+        <w:t xml:space="preserve">Modelos: comparación Logistic Regression vs Random Forest (Accuracy, F1, AUC-ROC); análisis en src/models/resultados.ipynb.</w:t>
+      </w:r>
+    </w:p>
+    <w:p>
+      <w:pPr>
+        <w:pStyle w:val="ListParagraph"/>
+        <w:numPr>
+          <w:ilvl w:val="0"/>
+          <w:numId w:val="2"/>
+        </w:numPr>
+        <w:spacing w:after="60"/>
+      </w:pPr>
+      <w:r>
+        <w:t xml:space="preserve">Búsqueda semántica: comparación de resultados con vectores (kNN) vs sin vectores (BM25) en Kibana.</w:t>
+      </w:r>
+    </w:p>
+    <w:p>
+      <w:pPr>
+        <w:pStyle w:val="ListParagraph"/>
+        <w:numPr>
+          <w:ilvl w:val="0"/>
+          <w:numId w:val="2"/>
+        </w:numPr>
+        <w:spacing w:after="60"/>
+      </w:pPr>
+      <w:r>
+        <w:t xml:space="preserve">Dashboards: 5 visualizaciones en Kibana sobre los datos almacenados.</w:t>
       </w:r>
     </w:p>
     <w:sectPr>

--- a/docs/ManualEjecucion.docx
+++ b/docs/ManualEjecucion.docx
@@ -181,7 +181,7 @@
           <w:sz w:val="19"/>
           <w:szCs w:val="19"/>
         </w:rPr>
-        <w:t xml:space="preserve">├── docs/                 ManualEjecucion, GUIA_EJECUCION, embeddings_teoria,</w:t>
+        <w:t xml:space="preserve">├── docs/                 ManualEjecucion (docx/pdf),</w:t>
       </w:r>
       <w:r>
         <w:br/>

--- a/docs/ManualEjecucion.docx
+++ b/docs/ManualEjecucion.docx
@@ -725,7 +725,7 @@
         <w:spacing w:after="120"/>
       </w:pPr>
       <w:r>
-        <w:t xml:space="preserve">Entrena Logistic Regression y Random Forest y compara métricas:</w:t>
+        <w:t xml:space="preserve">Entrena Logistic Regression y Random Forest y compara métricas. Guarda los resultados en data/results/:</w:t>
       </w:r>
     </w:p>
     <w:p>
@@ -751,6 +751,14 @@
           <w:szCs w:val="19"/>
         </w:rPr>
         <w:t xml:space="preserve">/opt/spark/bin/spark-submit src/models/main_models.py</w:t>
+      </w:r>
+    </w:p>
+    <w:p>
+      <w:pPr>
+        <w:spacing w:after="120"/>
+      </w:pPr>
+      <w:r>
+        <w:t xml:space="preserve">El análisis comparativo de los resultados está en el notebook src/models/resultados.ipynb, que se entrega con sus gráficos y salidas ya renderizados (matrices de confusión, curvas ROC y sentimiento por región): basta con abrirlo para verlo. Si se desea re-ejecutar, lee los CSV/parquet que main_models.py dejó en data/results/.</w:t>
       </w:r>
     </w:p>
     <w:p>
